--- a/generated/data_record_science/data_record_science_2025_quarterly_2025_Q2.docx
+++ b/generated/data_record_science/data_record_science_2025_quarterly_2025_Q2.docx
@@ -41,7 +41,18 @@
         <w:t>Date of Meeting:</w:t>
       </w:r>
       <w:r>
-        <w:t xml:space="preserve"> 2025-04-01</w:t>
+        <w:t xml:space="preserve"> 2025-07-03</w:t>
+      </w:r>
+    </w:p>
+    <w:p>
+      <w:r>
+        <w:rPr>
+          <w:b/>
+        </w:rPr>
+        <w:t>Time of Meeting:</w:t>
+      </w:r>
+      <w:r>
+        <w:t xml:space="preserve"> 1:00 PM</w:t>
       </w:r>
     </w:p>
     <w:p>
@@ -52,7 +63,7 @@
         <w:t>Location of Meeting:</w:t>
       </w:r>
       <w:r>
-        <w:t xml:space="preserve"> Lantana, FL</w:t>
+        <w:t xml:space="preserve"> Wayne, Pennsylvania, via digital communication</w:t>
       </w:r>
     </w:p>
     <w:p/>
@@ -66,7 +77,7 @@
     </w:p>
     <w:p>
       <w:r>
-        <w:t>The Quarterly Governance Meeting of the Board of Directors of DATA RECORD SCIENCE, INC. (the “Corporation”) was called to order on 2025-04-01 by the Chairperson of the Board.</w:t>
+        <w:t>The Quarterly Governance Meeting of the Board of Directors of DATA RECORD SCIENCE, INC. (the “Corporation”) was called to order at 1:00 PM on 2025-07-03 by Derek E. Pappas, acting as Sole Director of the Corporation.</w:t>
       </w:r>
     </w:p>
     <w:p/>
@@ -83,23 +94,40 @@
         <w:rPr>
           <w:b/>
         </w:rPr>
-        <w:t>Directors Present:</w:t>
+        <w:t>Director Present:</w:t>
       </w:r>
       <w:r>
-        <w:t xml:space="preserve"> Derek E. Pappas</w:t>
+        <w:t xml:space="preserve"> Derek E. Pappas (Sole Director)</w:t>
+      </w:r>
+    </w:p>
+    <w:p>
+      <w:r>
+        <w:rPr>
+          <w:b/>
+        </w:rPr>
+        <w:t>Director Absent:</w:t>
+      </w:r>
+      <w:r>
+        <w:t xml:space="preserve"> None</w:t>
       </w:r>
     </w:p>
     <w:p/>
     <w:p>
       <w:r>
-        <w:t>A majority of the directors of the Corporation being present, a quorum was present, and the meeting was duly constituted to transact business in accordance with the Delaware General Corporation Law.</w:t>
+        <w:t>The Sole Director being present, a quorum was present, and the meeting was duly constituted to transact business in accordance with the Delaware General Corporation Law.</w:t>
       </w:r>
     </w:p>
     <w:p>
       <w:r>
-        <w:t>The Board confirmed that notice of the meeting was duly given or waived by all directors.</w:t>
+        <w:t>The Sole Director confirmed that notice of the meeting was duly given or waived.</w:t>
       </w:r>
     </w:p>
+    <w:p>
+      <w:r>
+        <w:t>The Sole Director participated via communications equipment by means of which all persons participating in the meeting could hear each other, and such participation constituted presence in person at the meeting.</w:t>
+      </w:r>
+    </w:p>
+    <w:p/>
     <w:p/>
     <w:p>
       <w:r>
@@ -111,9 +139,16 @@
     </w:p>
     <w:p>
       <w:r>
-        <w:t>The Board reviewed quarterly infrastructure stability and confirmed that all assets, including software and related intellectual property, created during the quarter in the development centers located in Bosnia and Herzegovina; Serbia; Tunisia are properly titled to and are the exclusive property of the Corporation.</w:t>
+        <w:t>The Sole Director reviewed quarterly infrastructure stability and confirmed that all assets, including software and related intellectual property, created during the quarter in the development centers located in Bosnia and Herzegovina; Serbia; Tunisia are properly titled to and are the exclusive property of the Corporation.</w:t>
       </w:r>
     </w:p>
+    <w:p/>
+    <w:p>
+      <w:r>
+        <w:t>In taking the actions reflected in these minutes, the Sole Director relied in good faith on information, opinions, reports, and statements presented by officers of the Corporation and other persons as to matters the Sole Director reasonably believed were within such persons’ professional or expert competence, as contemplated by Section 141(e) of the Delaware General Corporation Law.</w:t>
+      </w:r>
+    </w:p>
+    <w:p/>
     <w:p/>
     <w:p>
       <w:r>
@@ -125,7 +160,7 @@
     </w:p>
     <w:p>
       <w:r>
-        <w:t>Upon motion duly made and seconded, the following resolution was adopted by the affirmative vote of a majority of the directors present:</w:t>
+        <w:t>Upon consideration, the Sole Director adopted the following resolution:</w:t>
       </w:r>
     </w:p>
     <w:p/>
@@ -166,7 +201,7 @@
         <w:t>Director Name:</w:t>
       </w:r>
       <w:r>
-        <w:t xml:space="preserve"> Chairperson of the Board</w:t>
+        <w:t xml:space="preserve"> Derek E. Pappas</w:t>
       </w:r>
     </w:p>
     <w:p/>
@@ -192,7 +227,7 @@
         <w:t>Date:</w:t>
       </w:r>
       <w:r>
-        <w:t xml:space="preserve"> 2025-04-01</w:t>
+        <w:t xml:space="preserve"> 2025-07-03</w:t>
       </w:r>
     </w:p>
     <w:p>
@@ -203,7 +238,7 @@
         <w:t>Name:</w:t>
       </w:r>
       <w:r>
-        <w:t xml:space="preserve"> Chairperson of the Board</w:t>
+        <w:t xml:space="preserve"> Derek E. Pappas</w:t>
       </w:r>
     </w:p>
     <w:p>

--- a/generated/data_record_science/data_record_science_2025_quarterly_2025_Q2.docx
+++ b/generated/data_record_science/data_record_science_2025_quarterly_2025_Q2.docx
@@ -139,7 +139,7 @@
     </w:p>
     <w:p>
       <w:r>
-        <w:t>The Sole Director reviewed quarterly infrastructure stability and confirmed that all assets, including software and related intellectual property, created during the quarter in the development centers located in Bosnia and Herzegovina; Serbia; Tunisia are properly titled to and are the exclusive property of the Corporation.</w:t>
+        <w:t>The Sole Director reviewed quarterly infrastructure stability and materials furnished for the meeting and confirmed that all assets, including software and related intellectual property, created during the quarter in the development centers located in Bosnia and Herzegovina; Serbia; Tunisia are properly titled to and are the exclusive property of the Corporation. The Sole Director asked questions regarding operational and risk items as appropriate, and the discussion was reflected in these minutes for the governance record.</w:t>
       </w:r>
     </w:p>
     <w:p/>

--- a/generated/data_record_science/data_record_science_2025_quarterly_2025_Q2.docx
+++ b/generated/data_record_science/data_record_science_2025_quarterly_2025_Q2.docx
@@ -145,7 +145,7 @@
     <w:p/>
     <w:p>
       <w:r>
-        <w:t>In taking the actions reflected in these minutes, the Sole Director relied in good faith on information, opinions, reports, and statements presented by officers of the Corporation and other persons as to matters the Sole Director reasonably believed were within such persons’ professional or expert competence, as contemplated by Section 141(e) of the Delaware General Corporation Law.</w:t>
+        <w:t>In taking the actions reflected in these minutes, the Sole Director relied in good faith on information, opinions, reports, and statements—including financial and operational materials prepared for this meeting and presentations from officers of the Corporation—as to matters the Sole Director reasonably believed were within such persons’ professional or expert competence, as contemplated by Section 141(e) of the Delaware General Corporation Law.</w:t>
       </w:r>
     </w:p>
     <w:p/>
